--- a/paperWork/workingOn/interim report/InterimReport .docx
+++ b/paperWork/workingOn/interim report/InterimReport .docx
@@ -279,6 +279,15 @@
         </w:rPr>
         <w:t xml:space="preserve"> </w:t>
       </w:r>
+    </w:p>
+    <w:p>
+      <w:pPr>
+        <w:pStyle w:val="NormalWeb"/>
+        <w:spacing w:after="0" w:afterAutospacing="0"/>
+        <w:rPr>
+          <w:rFonts w:ascii="Calibri" w:hAnsi="Calibri" w:cs="Calibri"/>
+        </w:rPr>
+      </w:pPr>
       <w:r>
         <w:rPr>
           <w:rFonts w:ascii="Calibri" w:hAnsi="Calibri" w:cs="Calibri"/>
@@ -675,6 +684,7 @@
         <w:rPr>
           <w:rFonts w:ascii="Calibri" w:hAnsi="Calibri" w:cs="Calibri"/>
         </w:rPr>
+        <w:lastRenderedPageBreak/>
         <w:t>Th</w:t>
       </w:r>
       <w:r>
@@ -711,14 +721,7 @@
         <w:rPr>
           <w:rFonts w:ascii="Calibri" w:hAnsi="Calibri" w:cs="Calibri"/>
         </w:rPr>
-        <w:t xml:space="preserve">alse </w:t>
-      </w:r>
-      <w:r>
-        <w:rPr>
-          <w:rFonts w:ascii="Calibri" w:hAnsi="Calibri" w:cs="Calibri"/>
-        </w:rPr>
-        <w:lastRenderedPageBreak/>
-        <w:t xml:space="preserve">acceptance rates (FAR). Iris scanning </w:t>
+        <w:t xml:space="preserve">alse acceptance rates (FAR). Iris scanning </w:t>
       </w:r>
       <w:r>
         <w:rPr>
@@ -1370,7 +1373,14 @@
         <w:rPr>
           <w:rFonts w:ascii="Calibri" w:hAnsi="Calibri" w:cs="Calibri"/>
         </w:rPr>
-        <w:t>Deterministic searchable indexing allows specific rows of data to be located in a database [9]. It works by hashing values unique to each row, preferably encrypted, and using that hash to retrieve the row later [9]. This keeps information encrypted while still making it accessible when needed.</w:t>
+        <w:t xml:space="preserve">Deterministic searchable indexing allows specific rows of data to be located in a database [9]. It works by hashing values unique to each row, preferably encrypted, and using that hash </w:t>
+      </w:r>
+      <w:r>
+        <w:rPr>
+          <w:rFonts w:ascii="Calibri" w:hAnsi="Calibri" w:cs="Calibri"/>
+        </w:rPr>
+        <w:lastRenderedPageBreak/>
+        <w:t>to retrieve the row later [9]. This keeps information encrypted while still making it accessible when needed.</w:t>
       </w:r>
     </w:p>
     <w:p>
@@ -1408,14 +1418,7 @@
         <w:rPr>
           <w:rFonts w:ascii="Calibri" w:hAnsi="Calibri" w:cs="Calibri"/>
         </w:rPr>
-        <w:t xml:space="preserve">nsurance numbers and other </w:t>
-      </w:r>
-      <w:r>
-        <w:rPr>
-          <w:rFonts w:ascii="Calibri" w:hAnsi="Calibri" w:cs="Calibri"/>
-        </w:rPr>
-        <w:lastRenderedPageBreak/>
-        <w:t>identifiers, while deterministic encryption will be used for less sensitive data such as county [11]. Deterministic encryption also speeds up lookups. Keys for multi-column encryption will be managed by a KMS, allowing external parties to securely encrypt or decrypt data [11].</w:t>
+        <w:t>nsurance numbers and other identifiers, while deterministic encryption will be used for less sensitive data such as county [11]. Deterministic encryption also speeds up lookups. Keys for multi-column encryption will be managed by a KMS, allowing external parties to securely encrypt or decrypt data [11].</w:t>
       </w:r>
     </w:p>
     <w:p>
@@ -2504,21 +2507,7 @@
         <w:rPr>
           <w:rFonts w:ascii="Calibri" w:hAnsi="Calibri" w:cs="Calibri"/>
         </w:rPr>
-        <w:t xml:space="preserve">Subsequent milestones will focus on security measures, including strengthening encryption and securing data transmission. This phase will lead into final testing, where the system will be deliberately stressed </w:t>
-      </w:r>
-      <w:proofErr w:type="gramStart"/>
-      <w:r>
-        <w:rPr>
-          <w:rFonts w:ascii="Calibri" w:hAnsi="Calibri" w:cs="Calibri"/>
-        </w:rPr>
-        <w:t>in order to</w:t>
-      </w:r>
-      <w:proofErr w:type="gramEnd"/>
-      <w:r>
-        <w:rPr>
-          <w:rFonts w:ascii="Calibri" w:hAnsi="Calibri" w:cs="Calibri"/>
-        </w:rPr>
-        <w:t xml:space="preserve"> identify weaknesses and potential vulnerabilities.</w:t>
+        <w:t>Subsequent milestones will focus on security measures, including strengthening encryption and securing data transmission. This phase will lead into final testing, where the system will be deliberately stressed in order to identify weaknesses and potential vulnerabilities.</w:t>
       </w:r>
     </w:p>
     <w:p>
@@ -2673,49 +2662,7 @@
         <w:rPr>
           <w:rFonts w:ascii="Calibri" w:hAnsi="Calibri" w:cs="Calibri"/>
         </w:rPr>
-        <w:t xml:space="preserve">K. K. </w:t>
-      </w:r>
-      <w:proofErr w:type="spellStart"/>
-      <w:r>
-        <w:rPr>
-          <w:rFonts w:ascii="Calibri" w:hAnsi="Calibri" w:cs="Calibri"/>
-        </w:rPr>
-        <w:t>Sadasivuni</w:t>
-      </w:r>
-      <w:proofErr w:type="spellEnd"/>
-      <w:r>
-        <w:rPr>
-          <w:rFonts w:ascii="Calibri" w:hAnsi="Calibri" w:cs="Calibri"/>
-        </w:rPr>
-        <w:t xml:space="preserve">, M. T. </w:t>
-      </w:r>
-      <w:proofErr w:type="spellStart"/>
-      <w:r>
-        <w:rPr>
-          <w:rFonts w:ascii="Calibri" w:hAnsi="Calibri" w:cs="Calibri"/>
-        </w:rPr>
-        <w:t>Houkan</w:t>
-      </w:r>
-      <w:proofErr w:type="spellEnd"/>
-      <w:r>
-        <w:rPr>
-          <w:rFonts w:ascii="Calibri" w:hAnsi="Calibri" w:cs="Calibri"/>
-        </w:rPr>
-        <w:t xml:space="preserve">, M. S. Taha, and J.-J. </w:t>
-      </w:r>
-      <w:proofErr w:type="spellStart"/>
-      <w:r>
-        <w:rPr>
-          <w:rFonts w:ascii="Calibri" w:hAnsi="Calibri" w:cs="Calibri"/>
-        </w:rPr>
-        <w:t>Cabibihan</w:t>
-      </w:r>
-      <w:proofErr w:type="spellEnd"/>
-      <w:r>
-        <w:rPr>
-          <w:rFonts w:ascii="Calibri" w:hAnsi="Calibri" w:cs="Calibri"/>
-        </w:rPr>
-        <w:t xml:space="preserve">, “Anti-spoofing device for biometric fingerprint scanners,” </w:t>
+        <w:t xml:space="preserve">K. K. Sadasivuni, M. T. Houkan, M. S. Taha, and J.-J. Cabibihan, “Anti-spoofing device for biometric fingerprint scanners,” </w:t>
       </w:r>
       <w:r>
         <w:rPr>
@@ -2777,21 +2724,7 @@
         <w:rPr>
           <w:rFonts w:ascii="Calibri" w:hAnsi="Calibri" w:cs="Calibri"/>
         </w:rPr>
-        <w:t xml:space="preserve">R. </w:t>
-      </w:r>
-      <w:proofErr w:type="spellStart"/>
-      <w:r>
-        <w:rPr>
-          <w:rFonts w:ascii="Calibri" w:hAnsi="Calibri" w:cs="Calibri"/>
-        </w:rPr>
-        <w:t>Alrawili</w:t>
-      </w:r>
-      <w:proofErr w:type="spellEnd"/>
-      <w:r>
-        <w:rPr>
-          <w:rFonts w:ascii="Calibri" w:hAnsi="Calibri" w:cs="Calibri"/>
-        </w:rPr>
-        <w:t xml:space="preserve">, A. A. S. AlQahtani, and M. K. Khan, “Comprehensive survey: Biometric user authentication application, evaluation, and discussion,” </w:t>
+        <w:t xml:space="preserve">R. Alrawili, A. A. S. AlQahtani, and M. K. Khan, “Comprehensive survey: Biometric user authentication application, evaluation, and discussion,” </w:t>
       </w:r>
       <w:r>
         <w:rPr>
@@ -2805,21 +2738,7 @@
         <w:rPr>
           <w:rFonts w:ascii="Calibri" w:hAnsi="Calibri" w:cs="Calibri"/>
         </w:rPr>
-        <w:t xml:space="preserve">, vol. 119, no. A, p. 109485, Oct. 2024, </w:t>
-      </w:r>
-      <w:proofErr w:type="spellStart"/>
-      <w:r>
-        <w:rPr>
-          <w:rFonts w:ascii="Calibri" w:hAnsi="Calibri" w:cs="Calibri"/>
-        </w:rPr>
-        <w:t>doi</w:t>
-      </w:r>
-      <w:proofErr w:type="spellEnd"/>
-      <w:r>
-        <w:rPr>
-          <w:rFonts w:ascii="Calibri" w:hAnsi="Calibri" w:cs="Calibri"/>
-        </w:rPr>
-        <w:t>: https://doi.org/10.1016/j.compeleceng.2024.109485.</w:t>
+        <w:t>, vol. 119, no. A, p. 109485, Oct. 2024, doi: https://doi.org/10.1016/j.compeleceng.2024.109485.</w:t>
       </w:r>
     </w:p>
     <w:p>
@@ -2881,21 +2800,7 @@
         <w:rPr>
           <w:rFonts w:ascii="Calibri" w:hAnsi="Calibri" w:cs="Calibri"/>
         </w:rPr>
-        <w:t xml:space="preserve">, vol. 56, no. 9, pp. 1–35, Apr. 2024, </w:t>
-      </w:r>
-      <w:proofErr w:type="spellStart"/>
-      <w:r>
-        <w:rPr>
-          <w:rFonts w:ascii="Calibri" w:hAnsi="Calibri" w:cs="Calibri"/>
-        </w:rPr>
-        <w:t>doi</w:t>
-      </w:r>
-      <w:proofErr w:type="spellEnd"/>
-      <w:r>
-        <w:rPr>
-          <w:rFonts w:ascii="Calibri" w:hAnsi="Calibri" w:cs="Calibri"/>
-        </w:rPr>
-        <w:t>: https://doi.org/10.1145/3651306.</w:t>
+        <w:t>, vol. 56, no. 9, pp. 1–35, Apr. 2024, doi: https://doi.org/10.1145/3651306.</w:t>
       </w:r>
     </w:p>
     <w:p>
@@ -2945,21 +2850,7 @@
         <w:rPr>
           <w:rFonts w:ascii="Calibri" w:hAnsi="Calibri" w:cs="Calibri"/>
         </w:rPr>
-        <w:t xml:space="preserve">, vol. 597, pp. 495–514, Nov. 2019, </w:t>
-      </w:r>
-      <w:proofErr w:type="spellStart"/>
-      <w:r>
-        <w:rPr>
-          <w:rFonts w:ascii="Calibri" w:hAnsi="Calibri" w:cs="Calibri"/>
-        </w:rPr>
-        <w:t>doi</w:t>
-      </w:r>
-      <w:proofErr w:type="spellEnd"/>
-      <w:r>
-        <w:rPr>
-          <w:rFonts w:ascii="Calibri" w:hAnsi="Calibri" w:cs="Calibri"/>
-        </w:rPr>
-        <w:t xml:space="preserve">: </w:t>
+        <w:t xml:space="preserve">, vol. 597, pp. 495–514, Nov. 2019, doi: </w:t>
       </w:r>
       <w:hyperlink r:id="rId7" w:history="1">
         <w:r>
@@ -3016,37 +2907,8 @@
         <w:rPr>
           <w:rFonts w:ascii="Calibri" w:hAnsi="Calibri" w:cs="Calibri"/>
         </w:rPr>
-        <w:t>Hosam El-</w:t>
-      </w:r>
-      <w:proofErr w:type="spellStart"/>
-      <w:r>
-        <w:rPr>
-          <w:rFonts w:ascii="Calibri" w:hAnsi="Calibri" w:cs="Calibri"/>
-        </w:rPr>
-        <w:t>Sofany</w:t>
-      </w:r>
-      <w:proofErr w:type="spellEnd"/>
-      <w:r>
-        <w:rPr>
-          <w:rFonts w:ascii="Calibri" w:hAnsi="Calibri" w:cs="Calibri"/>
-        </w:rPr>
-        <w:t xml:space="preserve">, Belgacem </w:t>
-      </w:r>
-      <w:proofErr w:type="spellStart"/>
-      <w:r>
-        <w:rPr>
-          <w:rFonts w:ascii="Calibri" w:hAnsi="Calibri" w:cs="Calibri"/>
-        </w:rPr>
-        <w:t>Bouallegue</w:t>
-      </w:r>
-      <w:proofErr w:type="spellEnd"/>
-      <w:r>
-        <w:rPr>
-          <w:rFonts w:ascii="Calibri" w:hAnsi="Calibri" w:cs="Calibri"/>
-        </w:rPr>
-        <w:t xml:space="preserve">, and Yasser M Abd El-Latif, “A Proposed Biometric Authentication Hybrid Approach Using Iris Recognition for Improving Cloud Security,” </w:t>
-      </w:r>
-      <w:proofErr w:type="spellStart"/>
+        <w:t xml:space="preserve">Hosam El-Sofany, Belgacem Bouallegue, and Yasser M Abd El-Latif, “A Proposed Biometric Authentication Hybrid Approach Using Iris Recognition for Improving Cloud Security,” </w:t>
+      </w:r>
       <w:r>
         <w:rPr>
           <w:rFonts w:ascii="Calibri" w:hAnsi="Calibri" w:cs="Calibri"/>
@@ -3055,26 +2917,11 @@
         </w:rPr>
         <w:t>Heliyon</w:t>
       </w:r>
-      <w:proofErr w:type="spellEnd"/>
-      <w:r>
-        <w:rPr>
-          <w:rFonts w:ascii="Calibri" w:hAnsi="Calibri" w:cs="Calibri"/>
-        </w:rPr>
-        <w:t xml:space="preserve">, vol. 10, no. 16, pp. e36390–e36390, Aug. 2024, </w:t>
-      </w:r>
-      <w:proofErr w:type="spellStart"/>
-      <w:r>
-        <w:rPr>
-          <w:rFonts w:ascii="Calibri" w:hAnsi="Calibri" w:cs="Calibri"/>
-        </w:rPr>
-        <w:t>doi</w:t>
-      </w:r>
-      <w:proofErr w:type="spellEnd"/>
-      <w:r>
-        <w:rPr>
-          <w:rFonts w:ascii="Calibri" w:hAnsi="Calibri" w:cs="Calibri"/>
-        </w:rPr>
-        <w:t xml:space="preserve">: </w:t>
+      <w:r>
+        <w:rPr>
+          <w:rFonts w:ascii="Calibri" w:hAnsi="Calibri" w:cs="Calibri"/>
+        </w:rPr>
+        <w:t xml:space="preserve">, vol. 10, no. 16, pp. e36390–e36390, Aug. 2024, doi: </w:t>
       </w:r>
       <w:hyperlink r:id="rId8" w:history="1">
         <w:r>
@@ -3151,21 +2998,7 @@
         <w:rPr>
           <w:rFonts w:ascii="Calibri" w:hAnsi="Calibri" w:cs="Calibri"/>
         </w:rPr>
-        <w:t xml:space="preserve">, vol. 11, no. 2, p. 141, Jan. 2019, </w:t>
-      </w:r>
-      <w:proofErr w:type="spellStart"/>
-      <w:r>
-        <w:rPr>
-          <w:rFonts w:ascii="Calibri" w:hAnsi="Calibri" w:cs="Calibri"/>
-        </w:rPr>
-        <w:t>doi</w:t>
-      </w:r>
-      <w:proofErr w:type="spellEnd"/>
-      <w:r>
-        <w:rPr>
-          <w:rFonts w:ascii="Calibri" w:hAnsi="Calibri" w:cs="Calibri"/>
-        </w:rPr>
-        <w:t xml:space="preserve">: </w:t>
+        <w:t xml:space="preserve">, vol. 11, no. 2, p. 141, Jan. 2019, doi: </w:t>
       </w:r>
       <w:hyperlink r:id="rId9" w:history="1">
         <w:r>
@@ -3216,21 +3049,7 @@
         <w:rPr>
           <w:rFonts w:ascii="Calibri" w:hAnsi="Calibri" w:cs="Calibri"/>
         </w:rPr>
-        <w:t xml:space="preserve">Y. Yu, Q. Niu, L. </w:t>
-      </w:r>
-      <w:proofErr w:type="spellStart"/>
-      <w:r>
-        <w:rPr>
-          <w:rFonts w:ascii="Calibri" w:hAnsi="Calibri" w:cs="Calibri"/>
-        </w:rPr>
-        <w:t>Xiaoshi</w:t>
-      </w:r>
-      <w:proofErr w:type="spellEnd"/>
-      <w:r>
-        <w:rPr>
-          <w:rFonts w:ascii="Calibri" w:hAnsi="Calibri" w:cs="Calibri"/>
-        </w:rPr>
-        <w:t xml:space="preserve">, J. Xue, W. Liu, and D. Lin, “A Review of Fingerprint Sensors: Mechanism, Characteristics, and Applications,” </w:t>
+        <w:t xml:space="preserve">Y. Yu, Q. Niu, L. Xiaoshi, J. Xue, W. Liu, and D. Lin, “A Review of Fingerprint Sensors: Mechanism, Characteristics, and Applications,” </w:t>
       </w:r>
       <w:r>
         <w:rPr>
@@ -3244,21 +3063,7 @@
         <w:rPr>
           <w:rFonts w:ascii="Calibri" w:hAnsi="Calibri" w:cs="Calibri"/>
         </w:rPr>
-        <w:t xml:space="preserve">, vol. 14, no. 6, pp. 1253–1253, Jun. 2023, </w:t>
-      </w:r>
-      <w:proofErr w:type="spellStart"/>
-      <w:r>
-        <w:rPr>
-          <w:rFonts w:ascii="Calibri" w:hAnsi="Calibri" w:cs="Calibri"/>
-        </w:rPr>
-        <w:t>doi</w:t>
-      </w:r>
-      <w:proofErr w:type="spellEnd"/>
-      <w:r>
-        <w:rPr>
-          <w:rFonts w:ascii="Calibri" w:hAnsi="Calibri" w:cs="Calibri"/>
-        </w:rPr>
-        <w:t xml:space="preserve">: </w:t>
+        <w:t xml:space="preserve">, vol. 14, no. 6, pp. 1253–1253, Jun. 2023, doi: </w:t>
       </w:r>
       <w:hyperlink r:id="rId10" w:history="1">
         <w:r>
@@ -3315,21 +3120,7 @@
         <w:rPr>
           <w:rFonts w:ascii="Calibri" w:hAnsi="Calibri" w:cs="Calibri"/>
         </w:rPr>
-        <w:t xml:space="preserve">, vol. 7, no. 1, pp. 3–14, Jan. 2018, </w:t>
-      </w:r>
-      <w:proofErr w:type="spellStart"/>
-      <w:r>
-        <w:rPr>
-          <w:rFonts w:ascii="Calibri" w:hAnsi="Calibri" w:cs="Calibri"/>
-        </w:rPr>
-        <w:t>doi</w:t>
-      </w:r>
-      <w:proofErr w:type="spellEnd"/>
-      <w:r>
-        <w:rPr>
-          <w:rFonts w:ascii="Calibri" w:hAnsi="Calibri" w:cs="Calibri"/>
-        </w:rPr>
-        <w:t xml:space="preserve">: </w:t>
+        <w:t xml:space="preserve">, vol. 7, no. 1, pp. 3–14, Jan. 2018, doi: </w:t>
       </w:r>
       <w:hyperlink r:id="rId11" w:history="1">
         <w:r>
@@ -3394,21 +3185,7 @@
         <w:rPr>
           <w:rFonts w:ascii="Calibri" w:hAnsi="Calibri" w:cs="Calibri"/>
         </w:rPr>
-        <w:t xml:space="preserve">, vol. 9, no. 1, Jan. 2018, </w:t>
-      </w:r>
-      <w:proofErr w:type="spellStart"/>
-      <w:r>
-        <w:rPr>
-          <w:rFonts w:ascii="Calibri" w:hAnsi="Calibri" w:cs="Calibri"/>
-        </w:rPr>
-        <w:t>doi</w:t>
-      </w:r>
-      <w:proofErr w:type="spellEnd"/>
-      <w:r>
-        <w:rPr>
-          <w:rFonts w:ascii="Calibri" w:hAnsi="Calibri" w:cs="Calibri"/>
-        </w:rPr>
-        <w:t xml:space="preserve">: </w:t>
+        <w:t xml:space="preserve">, vol. 9, no. 1, Jan. 2018, doi: </w:t>
       </w:r>
       <w:hyperlink r:id="rId12" w:history="1">
         <w:r>
@@ -3472,21 +3249,7 @@
         <w:rPr>
           <w:rFonts w:ascii="Calibri" w:hAnsi="Calibri" w:cs="Calibri"/>
         </w:rPr>
-        <w:t xml:space="preserve">D. Diaz-Sanchez, A. Marin-Lopez, F. A. Mendoza, P. A. </w:t>
-      </w:r>
-      <w:proofErr w:type="spellStart"/>
-      <w:r>
-        <w:rPr>
-          <w:rFonts w:ascii="Calibri" w:hAnsi="Calibri" w:cs="Calibri"/>
-        </w:rPr>
-        <w:t>Cabarcos</w:t>
-      </w:r>
-      <w:proofErr w:type="spellEnd"/>
-      <w:r>
-        <w:rPr>
-          <w:rFonts w:ascii="Calibri" w:hAnsi="Calibri" w:cs="Calibri"/>
-        </w:rPr>
-        <w:t xml:space="preserve">, and R. S. Sherratt, “TLS/PKI Challenges and Certificate Pinning Techniques for IoT and M2M Secure Communications,” </w:t>
+        <w:t xml:space="preserve">D. Diaz-Sanchez, A. Marin-Lopez, F. A. Mendoza, P. A. Cabarcos, and R. S. Sherratt, “TLS/PKI Challenges and Certificate Pinning Techniques for IoT and M2M Secure Communications,” </w:t>
       </w:r>
       <w:r>
         <w:rPr>
@@ -3500,21 +3263,7 @@
         <w:rPr>
           <w:rFonts w:ascii="Calibri" w:hAnsi="Calibri" w:cs="Calibri"/>
         </w:rPr>
-        <w:t xml:space="preserve">, vol. 21, no. 4, pp. 3502–3531, 2019, </w:t>
-      </w:r>
-      <w:proofErr w:type="spellStart"/>
-      <w:r>
-        <w:rPr>
-          <w:rFonts w:ascii="Calibri" w:hAnsi="Calibri" w:cs="Calibri"/>
-        </w:rPr>
-        <w:t>doi</w:t>
-      </w:r>
-      <w:proofErr w:type="spellEnd"/>
-      <w:r>
-        <w:rPr>
-          <w:rFonts w:ascii="Calibri" w:hAnsi="Calibri" w:cs="Calibri"/>
-        </w:rPr>
-        <w:t xml:space="preserve">: </w:t>
+        <w:t xml:space="preserve">, vol. 21, no. 4, pp. 3502–3531, 2019, doi: </w:t>
       </w:r>
       <w:hyperlink r:id="rId13" w:history="1">
         <w:r>
@@ -3573,25 +3322,7 @@
           <w:i/>
           <w:iCs/>
         </w:rPr>
-        <w:t xml:space="preserve">Int. J. </w:t>
-      </w:r>
-      <w:proofErr w:type="spellStart"/>
-      <w:r>
-        <w:rPr>
-          <w:rFonts w:ascii="Calibri" w:hAnsi="Calibri" w:cs="Calibri"/>
-          <w:i/>
-          <w:iCs/>
-        </w:rPr>
-        <w:t>Electr</w:t>
-      </w:r>
-      <w:proofErr w:type="spellEnd"/>
-      <w:r>
-        <w:rPr>
-          <w:rFonts w:ascii="Calibri" w:hAnsi="Calibri" w:cs="Calibri"/>
-          <w:i/>
-          <w:iCs/>
-        </w:rPr>
-        <w:t>. Eng. and Sustain.</w:t>
+        <w:t>Int. J. Electr. Eng. and Sustain.</w:t>
       </w:r>
       <w:r>
         <w:rPr>
@@ -3656,21 +3387,7 @@
         <w:rPr>
           <w:rFonts w:ascii="Calibri" w:hAnsi="Calibri" w:cs="Calibri"/>
         </w:rPr>
-        <w:t xml:space="preserve">, vol. 49, no. 7, Feb. 2025, </w:t>
-      </w:r>
-      <w:proofErr w:type="spellStart"/>
-      <w:r>
-        <w:rPr>
-          <w:rFonts w:ascii="Calibri" w:hAnsi="Calibri" w:cs="Calibri"/>
-        </w:rPr>
-        <w:t>doi</w:t>
-      </w:r>
-      <w:proofErr w:type="spellEnd"/>
-      <w:r>
-        <w:rPr>
-          <w:rFonts w:ascii="Calibri" w:hAnsi="Calibri" w:cs="Calibri"/>
-        </w:rPr>
-        <w:t>: https://doi.org/10.31449/inf.v49i7.5925.</w:t>
+        <w:t>, vol. 49, no. 7, Feb. 2025, doi: https://doi.org/10.31449/inf.v49i7.5925.</w:t>
       </w:r>
     </w:p>
     <w:p>
@@ -3718,21 +3435,7 @@
         <w:rPr>
           <w:rFonts w:ascii="Calibri" w:hAnsi="Calibri" w:cs="Calibri"/>
         </w:rPr>
-        <w:t xml:space="preserve">H. Chen, Y. Yang, and S. </w:t>
-      </w:r>
-      <w:proofErr w:type="spellStart"/>
-      <w:r>
-        <w:rPr>
-          <w:rFonts w:ascii="Calibri" w:hAnsi="Calibri" w:cs="Calibri"/>
-        </w:rPr>
-        <w:t>Lv</w:t>
-      </w:r>
-      <w:proofErr w:type="spellEnd"/>
-      <w:r>
-        <w:rPr>
-          <w:rFonts w:ascii="Calibri" w:hAnsi="Calibri" w:cs="Calibri"/>
-        </w:rPr>
-        <w:t xml:space="preserve">, “Revisiting frequency-smoothing encryption: new security definitions and efficient construction,” </w:t>
+        <w:t xml:space="preserve">H. Chen, Y. Yang, and S. Lv, “Revisiting frequency-smoothing encryption: new security definitions and efficient construction,” </w:t>
       </w:r>
       <w:r>
         <w:rPr>
@@ -3746,21 +3449,7 @@
         <w:rPr>
           <w:rFonts w:ascii="Calibri" w:hAnsi="Calibri" w:cs="Calibri"/>
         </w:rPr>
-        <w:t xml:space="preserve">, vol. 7, no. 1, Aug. 2024, </w:t>
-      </w:r>
-      <w:proofErr w:type="spellStart"/>
-      <w:r>
-        <w:rPr>
-          <w:rFonts w:ascii="Calibri" w:hAnsi="Calibri" w:cs="Calibri"/>
-        </w:rPr>
-        <w:t>doi</w:t>
-      </w:r>
-      <w:proofErr w:type="spellEnd"/>
-      <w:r>
-        <w:rPr>
-          <w:rFonts w:ascii="Calibri" w:hAnsi="Calibri" w:cs="Calibri"/>
-        </w:rPr>
-        <w:t xml:space="preserve">: </w:t>
+        <w:t xml:space="preserve">, vol. 7, no. 1, Aug. 2024, doi: </w:t>
       </w:r>
       <w:hyperlink r:id="rId15" w:history="1">
         <w:r>
@@ -3831,21 +3520,7 @@
         <w:rPr>
           <w:rFonts w:ascii="Calibri" w:hAnsi="Calibri" w:cs="Calibri"/>
         </w:rPr>
-        <w:t xml:space="preserve">, vol. 19, no. 4, pp. 772–789, Jun. 2017, </w:t>
-      </w:r>
-      <w:proofErr w:type="spellStart"/>
-      <w:r>
-        <w:rPr>
-          <w:rFonts w:ascii="Calibri" w:hAnsi="Calibri" w:cs="Calibri"/>
-        </w:rPr>
-        <w:t>doi</w:t>
-      </w:r>
-      <w:proofErr w:type="spellEnd"/>
-      <w:r>
-        <w:rPr>
-          <w:rFonts w:ascii="Calibri" w:hAnsi="Calibri" w:cs="Calibri"/>
-        </w:rPr>
-        <w:t xml:space="preserve">: </w:t>
+        <w:t xml:space="preserve">, vol. 19, no. 4, pp. 772–789, Jun. 2017, doi: </w:t>
       </w:r>
       <w:hyperlink r:id="rId16" w:history="1">
         <w:r>
@@ -3966,21 +3641,7 @@
         <w:rPr>
           <w:rFonts w:ascii="Calibri" w:hAnsi="Calibri" w:cs="Calibri"/>
         </w:rPr>
-        <w:t xml:space="preserve">R. Ismail, N. N. Zulkifli, M. M. </w:t>
-      </w:r>
-      <w:proofErr w:type="spellStart"/>
-      <w:r>
-        <w:rPr>
-          <w:rFonts w:ascii="Calibri" w:hAnsi="Calibri" w:cs="Calibri"/>
-        </w:rPr>
-        <w:t>Magiman</w:t>
-      </w:r>
-      <w:proofErr w:type="spellEnd"/>
-      <w:r>
-        <w:rPr>
-          <w:rFonts w:ascii="Calibri" w:hAnsi="Calibri" w:cs="Calibri"/>
-        </w:rPr>
-        <w:t xml:space="preserve">, and Mohd, “A Smart Card (MyKad) and Fingerprint Authentication for E-Voting System,” </w:t>
+        <w:t xml:space="preserve">R. Ismail, N. N. Zulkifli, M. M. Magiman, and Mohd, “A Smart Card (MyKad) and Fingerprint Authentication for E-Voting System,” </w:t>
       </w:r>
       <w:r>
         <w:rPr>
@@ -3994,21 +3655,7 @@
         <w:rPr>
           <w:rFonts w:ascii="Calibri" w:hAnsi="Calibri" w:cs="Calibri"/>
         </w:rPr>
-        <w:t xml:space="preserve">, vol. 11, no. 11, Nov. 2022, </w:t>
-      </w:r>
-      <w:proofErr w:type="spellStart"/>
-      <w:r>
-        <w:rPr>
-          <w:rFonts w:ascii="Calibri" w:hAnsi="Calibri" w:cs="Calibri"/>
-        </w:rPr>
-        <w:t>doi</w:t>
-      </w:r>
-      <w:proofErr w:type="spellEnd"/>
-      <w:r>
-        <w:rPr>
-          <w:rFonts w:ascii="Calibri" w:hAnsi="Calibri" w:cs="Calibri"/>
-        </w:rPr>
-        <w:t xml:space="preserve">: </w:t>
+        <w:t xml:space="preserve">, vol. 11, no. 11, Nov. 2022, doi: </w:t>
       </w:r>
       <w:hyperlink r:id="rId17" w:history="1">
         <w:r>
@@ -4065,21 +3712,7 @@
         <w:rPr>
           <w:rFonts w:ascii="Calibri" w:hAnsi="Calibri" w:cs="Calibri"/>
         </w:rPr>
-        <w:t xml:space="preserve">P. Fantozzi, M. Iecher, L. Laura, M. Naldi, and V. </w:t>
-      </w:r>
-      <w:proofErr w:type="spellStart"/>
-      <w:r>
-        <w:rPr>
-          <w:rFonts w:ascii="Calibri" w:hAnsi="Calibri" w:cs="Calibri"/>
-        </w:rPr>
-        <w:t>Rughetti</w:t>
-      </w:r>
-      <w:proofErr w:type="spellEnd"/>
-      <w:r>
-        <w:rPr>
-          <w:rFonts w:ascii="Calibri" w:hAnsi="Calibri" w:cs="Calibri"/>
-        </w:rPr>
-        <w:t xml:space="preserve">, “Electronic Voting Worldwide: The State of the Art,” </w:t>
+        <w:t xml:space="preserve">P. Fantozzi, M. Iecher, L. Laura, M. Naldi, and V. Rughetti, “Electronic Voting Worldwide: The State of the Art,” </w:t>
       </w:r>
       <w:r>
         <w:rPr>
@@ -4093,21 +3726,7 @@
         <w:rPr>
           <w:rFonts w:ascii="Calibri" w:hAnsi="Calibri" w:cs="Calibri"/>
         </w:rPr>
-        <w:t xml:space="preserve">, vol. 16, no. 8, p. 650, Jul. 2025, </w:t>
-      </w:r>
-      <w:proofErr w:type="spellStart"/>
-      <w:r>
-        <w:rPr>
-          <w:rFonts w:ascii="Calibri" w:hAnsi="Calibri" w:cs="Calibri"/>
-        </w:rPr>
-        <w:t>doi</w:t>
-      </w:r>
-      <w:proofErr w:type="spellEnd"/>
-      <w:r>
-        <w:rPr>
-          <w:rFonts w:ascii="Calibri" w:hAnsi="Calibri" w:cs="Calibri"/>
-        </w:rPr>
-        <w:t xml:space="preserve">: </w:t>
+        <w:t xml:space="preserve">, vol. 16, no. 8, p. 650, Jul. 2025, doi: </w:t>
       </w:r>
       <w:hyperlink r:id="rId18" w:history="1">
         <w:r>
@@ -4172,21 +3791,7 @@
         <w:rPr>
           <w:rFonts w:ascii="Calibri" w:hAnsi="Calibri" w:cs="Calibri"/>
         </w:rPr>
-        <w:t xml:space="preserve">, N. Kersting and H. </w:t>
-      </w:r>
-      <w:proofErr w:type="spellStart"/>
-      <w:r>
-        <w:rPr>
-          <w:rFonts w:ascii="Calibri" w:hAnsi="Calibri" w:cs="Calibri"/>
-        </w:rPr>
-        <w:t>Baldersheim</w:t>
-      </w:r>
-      <w:proofErr w:type="spellEnd"/>
-      <w:r>
-        <w:rPr>
-          <w:rFonts w:ascii="Calibri" w:hAnsi="Calibri" w:cs="Calibri"/>
-        </w:rPr>
-        <w:t>, Eds. London, UK: Palgrave Macmillan, 2004, pp. 193–225.</w:t>
+        <w:t>, N. Kersting and H. Baldersheim, Eds. London, UK: Palgrave Macmillan, 2004, pp. 193–225.</w:t>
       </w:r>
     </w:p>
     <w:p>
@@ -4223,21 +3828,7 @@
         <w:rPr>
           <w:rFonts w:ascii="Calibri" w:hAnsi="Calibri" w:cs="Calibri"/>
         </w:rPr>
-        <w:t xml:space="preserve">T. Treier and K. </w:t>
-      </w:r>
-      <w:proofErr w:type="spellStart"/>
-      <w:r>
-        <w:rPr>
-          <w:rFonts w:ascii="Calibri" w:hAnsi="Calibri" w:cs="Calibri"/>
-        </w:rPr>
-        <w:t>Düüna</w:t>
-      </w:r>
-      <w:proofErr w:type="spellEnd"/>
-      <w:r>
-        <w:rPr>
-          <w:rFonts w:ascii="Calibri" w:hAnsi="Calibri" w:cs="Calibri"/>
-        </w:rPr>
-        <w:t xml:space="preserve">, “Identifying and Solving a Vulnerability in the Estonian Internet Voting Process: Subverting Ballot Integrity Without Detection,” </w:t>
+        <w:t xml:space="preserve">T. Treier and K. Düüna, “Identifying and Solving a Vulnerability in the Estonian Internet Voting Process: Subverting Ballot Integrity Without Detection,” </w:t>
       </w:r>
       <w:r>
         <w:rPr>
@@ -4251,21 +3842,7 @@
         <w:rPr>
           <w:rFonts w:ascii="Calibri" w:hAnsi="Calibri" w:cs="Calibri"/>
         </w:rPr>
-        <w:t xml:space="preserve">, vol. 12, no. 10.1109/ACCESS.2024.3521337, pp. 197766–197782, 2024, </w:t>
-      </w:r>
-      <w:proofErr w:type="spellStart"/>
-      <w:r>
-        <w:rPr>
-          <w:rFonts w:ascii="Calibri" w:hAnsi="Calibri" w:cs="Calibri"/>
-        </w:rPr>
-        <w:t>doi</w:t>
-      </w:r>
-      <w:proofErr w:type="spellEnd"/>
-      <w:r>
-        <w:rPr>
-          <w:rFonts w:ascii="Calibri" w:hAnsi="Calibri" w:cs="Calibri"/>
-        </w:rPr>
-        <w:t xml:space="preserve">: </w:t>
+        <w:t xml:space="preserve">, vol. 12, no. 10.1109/ACCESS.2024.3521337, pp. 197766–197782, 2024, doi: </w:t>
       </w:r>
       <w:hyperlink r:id="rId19" w:history="1">
         <w:r>
@@ -4322,21 +3899,7 @@
         <w:rPr>
           <w:rFonts w:ascii="Calibri" w:hAnsi="Calibri" w:cs="Calibri"/>
         </w:rPr>
-        <w:t xml:space="preserve">, vol. 151, p. 103144, Jun. 2024, </w:t>
-      </w:r>
-      <w:proofErr w:type="spellStart"/>
-      <w:r>
-        <w:rPr>
-          <w:rFonts w:ascii="Calibri" w:hAnsi="Calibri" w:cs="Calibri"/>
-        </w:rPr>
-        <w:t>doi</w:t>
-      </w:r>
-      <w:proofErr w:type="spellEnd"/>
-      <w:r>
-        <w:rPr>
-          <w:rFonts w:ascii="Calibri" w:hAnsi="Calibri" w:cs="Calibri"/>
-        </w:rPr>
-        <w:t xml:space="preserve">: </w:t>
+        <w:t xml:space="preserve">, vol. 151, p. 103144, Jun. 2024, doi: </w:t>
       </w:r>
       <w:hyperlink r:id="rId20" w:history="1">
         <w:r>
